--- a/2do Año/Psicología Evolutiva/3_Guias_de_Estudio/Transversal_PerdidasYGanancias_Guia.docx
+++ b/2do Año/Psicología Evolutiva/3_Guias_de_Estudio/Transversal_PerdidasYGanancias_Guia.docx
@@ -166,7 +166,41 @@
         <w:t xml:space="preserve"> </w:t>
       </w:r>
       <w:r>
-        <w:t xml:space="preserve">de las clases 17 a 23 de esta carpeta (que a su vez citan a Papalia et al., 2009b); no agrega contenido nuevo. Las clases 21 a 23 todavía no se dictaron: contrastá con las diapositivas de la cátedra cuando las tengas.</w:t>
+        <w:t xml:space="preserve">de las clases 17 a 23 de esta carpeta (que a su vez citan a Papalia et al., 2009b); no agrega contenido nuevo. Las referencias «→ C17 §3» a «→ C20 §1» y las de «Dónde está» de esas clases remiten a las guías extendidas (</w:t>
+      </w:r>
+      <w:r>
+        <w:rPr>
+          <w:rStyle w:val="VerbatimChar"/>
+        </w:rPr>
+        <w:t xml:space="preserve">_Guia.md</w:t>
+      </w:r>
+      <w:r>
+        <w:t xml:space="preserve">).</w:t>
+      </w:r>
+      <w:r>
+        <w:t xml:space="preserve"> </w:t>
+      </w:r>
+      <w:r>
+        <w:rPr>
+          <w:b/>
+          <w:bCs/>
+        </w:rPr>
+        <w:t xml:space="preserve">Las columnas de C21, C22 y C23 se actualizaron con las diapositivas de la cátedra</w:t>
+      </w:r>
+      <w:r>
+        <w:t xml:space="preserve"> </w:t>
+      </w:r>
+      <w:r>
+        <w:t xml:space="preserve">y remiten a las versiones de cursada (</w:t>
+      </w:r>
+      <w:r>
+        <w:rPr>
+          <w:rStyle w:val="VerbatimChar"/>
+        </w:rPr>
+        <w:t xml:space="preserve">_Cursada_Guia.md</w:t>
+      </w:r>
+      <w:r>
+        <w:t xml:space="preserve">).</w:t>
       </w:r>
     </w:p>
     <w:bookmarkStart w:id="9" w:name="cuadro-integrador-parte-1-clases-17-a-20"/>
@@ -589,13 +623,13 @@
       </w:tr>
     </w:tbl>
     <w:bookmarkEnd w:id="9"/>
-    <w:bookmarkStart w:id="10" w:name="cuadro-integrador-parte-2-clases-21-a-23"/>
+    <w:bookmarkStart w:id="10" w:name="X2d1d42a71f36a789dc41700f306724a34619c3f"/>
     <w:p>
       <w:pPr>
         <w:pStyle w:val="Heading2"/>
       </w:pPr>
       <w:r>
-        <w:t xml:space="preserve">Cuadro integrador (parte 2: clases 21 a 23)</w:t>
+        <w:t xml:space="preserve">Cuadro integrador (parte 2: clases 21 a 23, según las diapositivas)</w:t>
       </w:r>
     </w:p>
     <w:tbl>
@@ -689,31 +723,31 @@
               <w:jc w:val="left"/>
             </w:pPr>
             <w:r>
-              <w:t xml:space="preserve">Neuroticismo, extraversión y apertura bajan un poco (p. 402) → C21 §2.3</w:t>
-            </w:r>
-          </w:p>
-        </w:tc>
-        <w:tc>
-          <w:tcPr/>
-          <w:p>
-            <w:pPr>
-              <w:pStyle w:val="Compact"/>
-              <w:jc w:val="left"/>
-            </w:pPr>
-            <w:r>
-              <w:t xml:space="preserve">Participación y roles sociales (según la desvinculación, con evidencia débil) (pp. 446-447) → C22 §3</w:t>
-            </w:r>
-          </w:p>
-        </w:tc>
-        <w:tc>
-          <w:tcPr/>
-          <w:p>
-            <w:pPr>
-              <w:pStyle w:val="Compact"/>
-              <w:jc w:val="left"/>
-            </w:pPr>
-            <w:r>
-              <w:t xml:space="preserve">Funcionamiento cognitivo cerca de la muerte (caída terminal) (p. 485) → C23 §2</w:t>
+              <w:t xml:space="preserve">Neuroticismo, extraversión y apertura bajan de los 18 a los 30 años (p. 402) → C21 cursada §3</w:t>
+            </w:r>
+          </w:p>
+        </w:tc>
+        <w:tc>
+          <w:tcPr/>
+          <w:p>
+            <w:pPr>
+              <w:pStyle w:val="Compact"/>
+              <w:jc w:val="left"/>
+            </w:pPr>
+            <w:r>
+              <w:t xml:space="preserve">Participación y roles sociales (según la desvinculación, con evidencia débil) (pp. 446-447) → C22 cursada §4</w:t>
+            </w:r>
+          </w:p>
+        </w:tc>
+        <w:tc>
+          <w:tcPr/>
+          <w:p>
+            <w:pPr>
+              <w:pStyle w:val="Compact"/>
+              <w:jc w:val="left"/>
+            </w:pPr>
+            <w:r>
+              <w:t xml:space="preserve">Funcionamiento intelectual poco antes de morir (caída terminal), incluso en habilidades poco afectadas por la edad como el vocabulario (p. 485) → C23 cursada §4</w:t>
             </w:r>
           </w:p>
         </w:tc>
@@ -743,31 +777,31 @@
               <w:jc w:val="left"/>
             </w:pPr>
             <w:r>
-              <w:t xml:space="preserve">Rasgos básicos tras los 30; amabilidad y meticulosidad suben; flexibilidad de género (pp. 401-402, 420)</w:t>
-            </w:r>
-          </w:p>
-        </w:tc>
-        <w:tc>
-          <w:tcPr/>
-          <w:p>
-            <w:pPr>
-              <w:pStyle w:val="Compact"/>
-              <w:jc w:val="left"/>
-            </w:pPr>
-            <w:r>
-              <w:t xml:space="preserve">La mayoría goza de buena salud mental; afrontamiento centrado en la emoción más selectivo (pp. 441, 461)</w:t>
-            </w:r>
-          </w:p>
-        </w:tc>
-        <w:tc>
-          <w:tcPr/>
-          <w:p>
-            <w:pPr>
-              <w:pStyle w:val="Compact"/>
-              <w:jc w:val="left"/>
-            </w:pPr>
-            <w:r>
-              <w:t xml:space="preserve">Menor ansiedad ante la muerte en los mayores; resiliencia ante el duelo (pp. 484, 496)</w:t>
+              <w:t xml:space="preserve">Rasgos básicos muy estables; amabilidad y meticulosidad suben lentamente; los roles de género se vuelven más flexibles (andróginos) en la adultez media (pp. 401-402, 420-421)</w:t>
+            </w:r>
+          </w:p>
+        </w:tc>
+        <w:tc>
+          <w:tcPr/>
+          <w:p>
+            <w:pPr>
+              <w:pStyle w:val="Compact"/>
+              <w:jc w:val="left"/>
+            </w:pPr>
+            <w:r>
+              <w:t xml:space="preserve">La mayoría goza de buena salud mental; los mayores regulan mejor la emoción (pp. 441, 461)</w:t>
+            </w:r>
+          </w:p>
+        </w:tc>
+        <w:tc>
+          <w:tcPr/>
+          <w:p>
+            <w:pPr>
+              <w:pStyle w:val="Compact"/>
+              <w:jc w:val="left"/>
+            </w:pPr>
+            <w:r>
+              <w:t xml:space="preserve">Menor ansiedad ante la muerte en los mayores, que reorganizan sus pensamientos para aceptar su mortalidad (p. 484)</w:t>
             </w:r>
           </w:p>
         </w:tc>
@@ -797,31 +831,31 @@
               <w:jc w:val="left"/>
             </w:pPr>
             <w:r>
-              <w:t xml:space="preserve">Rasgos heredados + experiencia; equilibrio asimilación-acomodación (pp. 398-399, 406)</w:t>
-            </w:r>
-          </w:p>
-        </w:tc>
-        <w:tc>
-          <w:tcPr/>
-          <w:p>
-            <w:pPr>
-              <w:pStyle w:val="Compact"/>
-              <w:jc w:val="left"/>
-            </w:pPr>
-            <w:r>
-              <w:t xml:space="preserve">Valoración cognitiva de la situación y los recursos (p. 438); continuidad (Atchley) (p. 447)</w:t>
-            </w:r>
-          </w:p>
-        </w:tc>
-        <w:tc>
-          <w:tcPr/>
-          <w:p>
-            <w:pPr>
-              <w:pStyle w:val="Compact"/>
-              <w:jc w:val="left"/>
-            </w:pPr>
-            <w:r>
-              <w:t xml:space="preserve">Integridad vs. desesperación (Erikson); revisión de vida (pp. 484, 517)</w:t>
+              <w:t xml:space="preserve">Herencia (temperamento) + ambiente, que explica la mitad de la variación; equilibrio entre asimilación y acomodación de identidad (pp. 398-399, 406)</w:t>
+            </w:r>
+          </w:p>
+        </w:tc>
+        <w:tc>
+          <w:tcPr/>
+          <w:p>
+            <w:pPr>
+              <w:pStyle w:val="Compact"/>
+              <w:jc w:val="left"/>
+            </w:pPr>
+            <w:r>
+              <w:t xml:space="preserve">Valoración cognitiva de la situación y los recursos (p. 438); continuidad con el pasado (Atchley) (p. 447)</w:t>
+            </w:r>
+          </w:p>
+        </w:tc>
+        <w:tc>
+          <w:tcPr/>
+          <w:p>
+            <w:pPr>
+              <w:pStyle w:val="Compact"/>
+              <w:jc w:val="left"/>
+            </w:pPr>
+            <w:r>
+              <w:t xml:space="preserve">Integridad vs. desesperación (Erikson); pérdida de amigos y parientes; estrategias centradas en la emoción (p. 484)</w:t>
             </w:r>
           </w:p>
         </w:tc>
@@ -851,31 +885,31 @@
               <w:jc w:val="left"/>
             </w:pPr>
             <w:r>
-              <w:t xml:space="preserve">Estudios Mills: sesgo masculino de las etapas; cohorte (pp. 413-415, 425)</w:t>
-            </w:r>
-          </w:p>
-        </w:tc>
-        <w:tc>
-          <w:tcPr/>
-          <w:p>
-            <w:pPr>
-              <w:pStyle w:val="Compact"/>
-              <w:jc w:val="left"/>
-            </w:pPr>
-            <w:r>
-              <w:t xml:space="preserve">Efectos de cohorte en sustancias y religión; cultura en la violencia y el abuso (pp. 451, 455)</w:t>
-            </w:r>
-          </w:p>
-        </w:tc>
-        <w:tc>
-          <w:tcPr/>
-          <w:p>
-            <w:pPr>
-              <w:pStyle w:val="Compact"/>
-              <w:jc w:val="left"/>
-            </w:pPr>
-            <w:r>
-              <w:t xml:space="preserve">Rituales de luto; cohorte (japoneses americanos); no hay una «mejor» forma de penar (pp. 482, 491)</w:t>
+              <w:t xml:space="preserve">Patrones de rasgos similares entre culturas; las diferencias de edad en estudios transversales pueden ser de cohorte; la gente percibe más cambio del que miden las pruebas (pp. 402-405)</w:t>
+            </w:r>
+          </w:p>
+        </w:tc>
+        <w:tc>
+          <w:tcPr/>
+          <w:p>
+            <w:pPr>
+              <w:pStyle w:val="Compact"/>
+              <w:jc w:val="left"/>
+            </w:pPr>
+            <w:r>
+              <w:t xml:space="preserve">El envejecimiento exitoso no contempla estilos de vida, genética, escolaridad ni nivel socioeconómico; la religión es una estrategia frecuente en los mayores (pp. 441-445)</w:t>
+            </w:r>
+          </w:p>
+        </w:tc>
+        <w:tc>
+          <w:tcPr/>
+          <w:p>
+            <w:pPr>
+              <w:pStyle w:val="Compact"/>
+              <w:jc w:val="left"/>
+            </w:pPr>
+            <w:r>
+              <w:t xml:space="preserve">La muerte se vive según el tiempo, el contexto y la cultura (rituales distintos); el duelo no es universal: cinco creencias que son mito (pp. 478-481, 493-494)</w:t>
             </w:r>
           </w:p>
         </w:tc>
@@ -905,31 +939,31 @@
               <w:jc w:val="left"/>
             </w:pPr>
             <w:r>
-              <w:t xml:space="preserve">Whitbourne: estilo equilibrado; Helson: cambio hasta los 50 (pp. 406, 425-427)</w:t>
-            </w:r>
-          </w:p>
-        </w:tc>
-        <w:tc>
-          <w:tcPr/>
-          <w:p>
-            <w:pPr>
-              <w:pStyle w:val="Compact"/>
-              <w:jc w:val="left"/>
-            </w:pPr>
-            <w:r>
-              <w:t xml:space="preserve">Depresión y demencia tratables; fortalezas de Kivnick (pp. 467-468, 471-473)</w:t>
-            </w:r>
-          </w:p>
-        </w:tc>
-        <w:tc>
-          <w:tcPr/>
-          <w:p>
-            <w:pPr>
-              <w:pStyle w:val="Compact"/>
-              <w:jc w:val="left"/>
-            </w:pPr>
-            <w:r>
-              <w:t xml:space="preserve">Terapia de duelo para quienes la necesitan; hospicio; revisión de vida (pp. 496-497, 481-482, 517)</w:t>
+              <w:t xml:space="preserve">Whitbourne: un estilo de identidad equilibrado; el autoconcepto se revisa con la experiencia (p. 406)</w:t>
+            </w:r>
+          </w:p>
+        </w:tc>
+        <w:tc>
+          <w:tcPr/>
+          <w:p>
+            <w:pPr>
+              <w:pStyle w:val="Compact"/>
+              <w:jc w:val="left"/>
+            </w:pPr>
+            <w:r>
+              <w:t xml:space="preserve">Sustituir roles perdidos (actividad); estrategias de los mayores: religión, mantenerse ocupado, apoyo familiar (pp. 441-442, 447)</w:t>
+            </w:r>
+          </w:p>
+        </w:tc>
+        <w:tc>
+          <w:tcPr/>
+          <w:p>
+            <w:pPr>
+              <w:pStyle w:val="Compact"/>
+              <w:jc w:val="left"/>
+            </w:pPr>
+            <w:r>
+              <w:t xml:space="preserve">Educación para la muerte, cuidados paliativos y dignidad del paciente (pp. 481-482)</w:t>
             </w:r>
           </w:p>
         </w:tc>
@@ -1056,7 +1090,7 @@
         <w:t xml:space="preserve"> </w:t>
       </w:r>
       <w:r>
-        <w:t xml:space="preserve">El envejecimiento exitoso es un equilibrio continuidad-cambio; la salud mental se apoya en fortalezas (pp. 447-449, 471-473).</w:t>
+        <w:t xml:space="preserve">El envejecimiento exitoso es un equilibrio entre continuidad y cambio (Atchley, Whitbourne) y los mayores regulan mejor la emoción (pp. 441, 447-449).</w:t>
       </w:r>
       <w:r>
         <w:t xml:space="preserve"> </w:t>
@@ -1072,7 +1106,7 @@
         <w:t xml:space="preserve"> </w:t>
       </w:r>
       <w:r>
-        <w:t xml:space="preserve">La muerte propia y ajena se afronta con distintos patrones; el sentido de la vida reduce el miedo (pp. 495-496, 519).</w:t>
+        <w:t xml:space="preserve">Las actitudes ante la muerte cambian con la edad y los mayores sienten menos ansiedad; el duelo no es universal y la dignidad del paciente se cuida con paliativos (pp. 484, 493-494, 481-482).</w:t>
       </w:r>
     </w:p>
     <w:bookmarkEnd w:id="11"/>
@@ -1323,7 +1357,7 @@
               <w:jc w:val="left"/>
             </w:pPr>
             <w:r>
-              <w:t xml:space="preserve">C22 §3 (pp. 446-448)</w:t>
+              <w:t xml:space="preserve">C22 cursada §4 (pp. 446-448)</w:t>
             </w:r>
           </w:p>
         </w:tc>
@@ -1361,7 +1395,7 @@
               <w:jc w:val="left"/>
             </w:pPr>
             <w:r>
-              <w:t xml:space="preserve">C21 §2.4 y C22 §3 (pp. 406, 449)</w:t>
+              <w:t xml:space="preserve">C21 cursada §4 y C22 cursada §4 (pp. 406, 449)</w:t>
             </w:r>
           </w:p>
         </w:tc>
@@ -1399,7 +1433,7 @@
               <w:jc w:val="left"/>
             </w:pPr>
             <w:r>
-              <w:t xml:space="preserve">C22 §2 (p. 439)</w:t>
+              <w:t xml:space="preserve">C22 cursada §3 (p. 439)</w:t>
             </w:r>
           </w:p>
         </w:tc>
@@ -1413,31 +1447,31 @@
               <w:jc w:val="left"/>
             </w:pPr>
             <w:r>
-              <w:t xml:space="preserve">Pena / duelo / luto</w:t>
-            </w:r>
-          </w:p>
-        </w:tc>
-        <w:tc>
-          <w:tcPr/>
-          <w:p>
-            <w:pPr>
-              <w:pStyle w:val="Compact"/>
-              <w:jc w:val="left"/>
-            </w:pPr>
-            <w:r>
-              <w:t xml:space="preserve">Emoción / pérdida y ajuste / conducta culturalmente aceptada</w:t>
-            </w:r>
-          </w:p>
-        </w:tc>
-        <w:tc>
-          <w:tcPr/>
-          <w:p>
-            <w:pPr>
-              <w:pStyle w:val="Compact"/>
-              <w:jc w:val="left"/>
-            </w:pPr>
-            <w:r>
-              <w:t xml:space="preserve">C23 §3 (p. 487)</w:t>
+              <w:t xml:space="preserve">Etapas de Kübler-Ross / fases del duelo</w:t>
+            </w:r>
+          </w:p>
+        </w:tc>
+        <w:tc>
+          <w:tcPr/>
+          <w:p>
+            <w:pPr>
+              <w:pStyle w:val="Compact"/>
+              <w:jc w:val="left"/>
+            </w:pPr>
+            <w:r>
+              <w:t xml:space="preserve">Reacciones ante la propia muerte cercana / proceso de los sobrevivientes (conmoción, preocupación por la memoria, resolución)</w:t>
+            </w:r>
+          </w:p>
+        </w:tc>
+        <w:tc>
+          <w:tcPr/>
+          <w:p>
+            <w:pPr>
+              <w:pStyle w:val="Compact"/>
+              <w:jc w:val="left"/>
+            </w:pPr>
+            <w:r>
+              <w:t xml:space="preserve">C23 cursada §6 (pp. 487, 492-493)</w:t>
             </w:r>
           </w:p>
         </w:tc>
@@ -1451,6 +1485,44 @@
               <w:jc w:val="left"/>
             </w:pPr>
             <w:r>
+              <w:t xml:space="preserve">Eutanasia voluntaria o no voluntaria / activa o pasiva</w:t>
+            </w:r>
+          </w:p>
+        </w:tc>
+        <w:tc>
+          <w:tcPr/>
+          <w:p>
+            <w:pPr>
+              <w:pStyle w:val="Compact"/>
+              <w:jc w:val="left"/>
+            </w:pPr>
+            <w:r>
+              <w:t xml:space="preserve">Si se conoce la voluntad del paciente / si se actúa o se omite el tratamiento (dos ejes distintos)</w:t>
+            </w:r>
+          </w:p>
+        </w:tc>
+        <w:tc>
+          <w:tcPr/>
+          <w:p>
+            <w:pPr>
+              <w:pStyle w:val="Compact"/>
+              <w:jc w:val="left"/>
+            </w:pPr>
+            <w:r>
+              <w:t xml:space="preserve">C23 cursada §8 (p. 509; diapositiva 22)</w:t>
+            </w:r>
+          </w:p>
+        </w:tc>
+      </w:tr>
+      <w:tr>
+        <w:tc>
+          <w:tcPr/>
+          <w:p>
+            <w:pPr>
+              <w:pStyle w:val="Compact"/>
+              <w:jc w:val="left"/>
+            </w:pPr>
+            <w:r>
               <w:t xml:space="preserve">Evento normativo / no normativo; reloj social</w:t>
             </w:r>
           </w:p>
@@ -1475,7 +1547,7 @@
               <w:jc w:val="left"/>
             </w:pPr>
             <w:r>
-              <w:t xml:space="preserve">C21 §2.6 (p. 416)</w:t>
+              <w:t xml:space="preserve">C21 cursada §6 (p. 416)</w:t>
             </w:r>
           </w:p>
         </w:tc>
@@ -1634,7 +1706,7 @@
         <w:t xml:space="preserve"> </w:t>
       </w:r>
       <w:r>
-        <w:t xml:space="preserve">convoy y selectividad (C20) o resiliencia ante el duelo (C23) (pp. 314-315, 496).</w:t>
+        <w:t xml:space="preserve">convoy y selectividad (C20) o la menor ansiedad de los mayores ante la muerte (C23) (pp. 314-315, 484).</w:t>
       </w:r>
     </w:p>
     <w:p>
@@ -1907,7 +1979,7 @@
         <w:t xml:space="preserve"> </w:t>
       </w:r>
       <w:r>
-        <w:t xml:space="preserve">resiliencia 46 % en el estudio CLOC; los mitos de Wortman y Silver (pp. 493-496).</w:t>
+        <w:t xml:space="preserve">tres fases clásicas y cinco creencias que son más mito que realidad (Wortman y Silver) (pp. 492-494).</w:t>
       </w:r>
     </w:p>
     <w:p>
@@ -1928,7 +2000,7 @@
         <w:t xml:space="preserve"> </w:t>
       </w:r>
       <w:r>
-        <w:t xml:space="preserve">Vaillant y los mecanismos de defensa; las personas con práctica en perder afrontan mejor (pp. 437, 499).</w:t>
+        <w:t xml:space="preserve">el autoconcepto equilibra asimilar y acomodar la experiencia nueva (Whitbourne) (p. 406).</w:t>
       </w:r>
     </w:p>
     <w:p>
@@ -1949,7 +2021,7 @@
         <w:t xml:space="preserve"> </w:t>
       </w:r>
       <w:r>
-        <w:t xml:space="preserve">apoyo social y sentido de vida.</w:t>
+        <w:t xml:space="preserve">apoyo social y estrategias de los mayores (religión, mantenerse ocupado, apoyo familiar) (pp. 441-442).</w:t>
       </w:r>
     </w:p>
     <w:p>
@@ -1967,7 +2039,7 @@
         <w:t xml:space="preserve"> </w:t>
       </w:r>
       <w:r>
-        <w:t xml:space="preserve">Para Lazarus el afrontamiento es un proceso dinámico de valoración de la situación y los recursos, que puede enfocarse en el problema o en la emoción; ninguna estrategia es mala en sí (pp. 438-439). El duelo ilustra esa variedad: el estudio CLOC halló que lo más frecuente en viudos mayores es la resiliencia (46 %) y que el duelo «clásico» es raro (11 %), y Wortman y Silver mostraron que no todos necesitan «trabajar» la pérdida (pp. 493-496). La personalidad interviene: los mecanismos maduros de Vaillant se asocian con mejor ajuste (p. 437), y quienes tienen práctica en enfrentar pérdidas lo hacen mejor (p. 499) (Papalia et al., 2009b).</w:t>
+        <w:t xml:space="preserve">Para Lazarus el afrontamiento es un proceso dinámico de valoración de la situación y los recursos, que puede enfocarse en el problema o en la emoción; ninguna estrategia es mala en sí (pp. 438-439). El duelo ilustra esa variedad: junto a las tres fases clásicas (conmoción, preocupación por la memoria, resolución), Wortman y Silver mostraron que no todos se deprimen, que no todos necesitan «trabajar» la pérdida y que el dolor no siempre termina pronto ni termina en aceptación (pp. 492-494). La personalidad interviene: según Whitbourne, el autoconcepto se mantiene equilibrando la asimilación y la acomodación de lo que trae la experiencia nueva (p. 406); y los mayores se apoyan en la religión, en mantenerse ocupados y en la familia (pp. 441-442) (Papalia et al., 2009b).</w:t>
       </w:r>
     </w:p>
     <w:bookmarkEnd w:id="13"/>
@@ -1987,7 +2059,7 @@
       <w:r>
         <w:drawing>
           <wp:inline>
-            <wp:extent cx="5759999" cy="1138775"/>
+            <wp:extent cx="5759999" cy="1212244"/>
             <wp:effectExtent b="0" l="0" r="0" t="0"/>
             <wp:docPr descr="Diagrama 01" title="" id="15" name="Picture"/>
             <a:graphic>
@@ -2008,7 +2080,7 @@
                   <pic:spPr bwMode="auto">
                     <a:xfrm>
                       <a:off x="0" y="0"/>
-                      <a:ext cx="5759999" cy="1138775"/>
+                      <a:ext cx="5759999" cy="1212244"/>
                     </a:xfrm>
                     <a:prstGeom prst="rect">
                       <a:avLst/>
